--- a/applications/oura/cover_letter.docx
+++ b/applications/oura/cover_letter.docx
@@ -4,154 +4,56 @@
   <w:body>
     <w:p>
       <w:r>
-        <w:t>Cary Jones — Cover Letter — Oura</w:t>
-        <w:t xml:space="preserve"> </w:t>
-        <w:t xml:space="preserve">:root { --text: #1e293b; --muted: #64748b; --accent: #b45309; } * { margin: 0; padding: 0; box-sizing: border-box; } body { font-family: -apple-system, BlinkMacSystemFont, "Segoe UI", Helvetica, Arial, sans-serif; font-size: 11pt; line-height: 1.5; color: var(--text); max-width: 8.5in; margin: 0 auto; padding: 1in; } .sender { margin-bottom: 1.5rem; line-height: 1.4; } .meta { margin-bottom: 1.5rem; line-height: 1.4; } .subject { margin-bottom: 1rem; font-weight: 700; color: var(--accent); } p { margin-bottom: 1rem; text-align: justify; } ul { margin: 0 0 1rem 1.25rem; } li { margin-bottom: 0.6rem; } .closing { margin-top: 0.5rem; } @media print { body { padding: 0.75in; } } </w:t>
-      </w:r>
-      <w:r>
-        <w:rPr>
-          <w:b/>
-        </w:rPr>
-        <w:t>Cary Jones</w:t>
-      </w:r>
-      <w:r>
-        <w:t xml:space="preserve"> Temple City, CA 91780</w:t>
-        <w:br/>
-        <w:t xml:space="preserve"> (626) 272-2567 | cgjonesdev@gmail.com | linkedin.com/in/cary-g-jones https://www.linkedin.com/in/cary-g-jones/ | github.com/cgjonesdev https://github.com/cgjonesdev | cgjonesdev.github.io/carygjones https://cgjonesdev.github.io/carygjones/</w:t>
+        <w:t>Cover Letter for Senior Backend Engineer Position body { font-family: -apple-system, BlinkMacSystemFont, "Segoe UI", Helvetica, Arial, sans-serif; line-height: 1.5; color: #1e293b; padding: 1in; } h1 { font-size: 1.25rem; color: #0d9488; margin-bottom: 0.5rem; } p { margin-bottom: 1rem; } .contact { margin-bottom: 1.5rem; } .contact span { display: block; } a { color: inherit; text-decoration: none; } Cary Jones Temple City, CA 91780 (626) 272-2567 tel:+1.626.272.2567 cgjonesdev@gmail.com mailto:cgjonesdev@gmail.com linkedin.com/in/cary-g-jones https://www.linkedin.com/in/cary-g-jones/ August 13, 2026</w:t>
       </w:r>
     </w:p>
     <w:p>
       <w:r>
-        <w:t>August 4, 2026</w:t>
+        <w:t>Hiring Manager</w:t>
         <w:br/>
+        <w:t>Oura</w:t>
         <w:br/>
-        <w:t xml:space="preserve"> </w:t>
+        <w:t>Remote</w:t>
       </w:r>
+    </w:p>
+    <w:p>
+      <w:pPr>
+        <w:pStyle w:val="Heading1"/>
+      </w:pPr>
       <w:r>
-        <w:rPr>
-          <w:b/>
-        </w:rPr>
-        <w:t>Oura Engineering Hiring Team</w:t>
-      </w:r>
-      <w:r>
-        <w:t xml:space="preserve"> Oura</w:t>
+        <w:t>Re: Senior Backend Engineer (Python) Position</w:t>
       </w:r>
     </w:p>
     <w:p>
       <w:r>
-        <w:t>Re: Senior Backend Engineer (Python) — Remote, U.S.</w:t>
+        <w:t>Dear Hiring Manager,</w:t>
       </w:r>
     </w:p>
     <w:p>
       <w:r>
-        <w:t>Dear Oura Engineering Team,</w:t>
+        <w:t>I am writing to express my interest in the Senior Backend Engineer (Python) position at Oura. With over 15 years of experience in Python development, specifically with Flask and Django, I am excited about the opportunity to contribute to Oura's mission of empowering individuals through innovative technology.</w:t>
       </w:r>
     </w:p>
     <w:p>
       <w:r>
-        <w:t>I am writing to apply for the Senior Backend Engineer (Python) role. Oura's mission — helping people understand and improve their health through thoughtful software — aligns with my career focus on building reliable backend systems in health-adjacent, privacy-sensitive domains.</w:t>
+        <w:t>Throughout my career, I have successfully led the development of scalable backend systems and microservices architectures that enhance performance and reliability. My expertise in cloud infrastructure, particularly with AWS, and my proficiency in deploying containerized applications using Docker and Kubernetes, align well with the requirements of this role.</w:t>
       </w:r>
     </w:p>
     <w:p>
       <w:r>
-        <w:t>Why I'm a strong match:</w:t>
-      </w:r>
-    </w:p>
-    <w:p>
-      <w:pPr>
-        <w:pStyle w:val="ListBullet"/>
-      </w:pPr>
-      <w:r>
-        <w:rPr>
-          <w:b/>
-        </w:rPr>
-        <w:t>Python backend at scale:</w:t>
-      </w:r>
-      <w:r>
-        <w:t xml:space="preserve"> 15+ years architecting and operating production Python services (FastAPI, Django) on AWS — highly available, well-tested, and maintainable.</w:t>
-      </w:r>
-    </w:p>
-    <w:p>
-      <w:pPr>
-        <w:pStyle w:val="ListBullet"/>
-      </w:pPr>
-      <w:r>
-        <w:rPr>
-          <w:b/>
-        </w:rPr>
-        <w:t>Own design to production:</w:t>
-      </w:r>
-      <w:r>
-        <w:t xml:space="preserve"> I deliver solutions end-to-end including monitoring, documentation, and on-call — pipelines processing 2.5M+ daily transactions at 99.95% accuracy and enterprise backends at 99.99% uptime.</w:t>
-      </w:r>
-    </w:p>
-    <w:p>
-      <w:pPr>
-        <w:pStyle w:val="ListBullet"/>
-      </w:pPr>
-      <w:r>
-        <w:rPr>
-          <w:b/>
-        </w:rPr>
-        <w:t>Health, privacy &amp; regulation:</w:t>
-      </w:r>
-      <w:r>
-        <w:t xml:space="preserve"> Built HIPAA-compliant APIs serving 500k+ profiles; five years in regulated medical device verification at Hospira — I understand auditability and privacy standards.</w:t>
-      </w:r>
-    </w:p>
-    <w:p>
-      <w:pPr>
-        <w:pStyle w:val="ListBullet"/>
-      </w:pPr>
-      <w:r>
-        <w:rPr>
-          <w:b/>
-        </w:rPr>
-        <w:t>Pragmatic architecture:</w:t>
-      </w:r>
-      <w:r>
-        <w:t xml:space="preserve"> I reduce ambiguous problems into clear solutions, automate busywork, and balance short-term delivery with long-term tech debt consciously.</w:t>
-      </w:r>
-    </w:p>
-    <w:p>
-      <w:pPr>
-        <w:pStyle w:val="ListBullet"/>
-      </w:pPr>
-      <w:r>
-        <w:rPr>
-          <w:b/>
-        </w:rPr>
-        <w:t>Async global collaboration:</w:t>
-      </w:r>
-      <w:r>
-        <w:t xml:space="preserve"> Experienced working remotely across time zones; based in US-Pacific (Temple City, CA).</w:t>
+        <w:t>At CGJSoftware, Inc., I have been instrumental in integrating AI-augmented development practices that have significantly increased feature delivery speed and expanded test coverage. I am eager to bring this experience to Oura and contribute to the development of advanced health and wellness solutions.</w:t>
       </w:r>
     </w:p>
     <w:p>
       <w:r>
-        <w:t>I would welcome the opportunity to help Oura scale the backend platform powering the next generation of wearable health insights.</w:t>
-      </w:r>
-    </w:p>
-    <w:p>
-      <w:r>
-        <w:t>Thank you for your consideration.</w:t>
+        <w:t>I am enthusiastic about the prospect of joining Oura and leveraging my skills to support the company's growth and innovation. Thank you for considering my application. I look forward to the opportunity to discuss how I can contribute to your team.</w:t>
       </w:r>
     </w:p>
     <w:p>
       <w:r>
         <w:t>Sincerely,</w:t>
         <w:br/>
-        <w:br/>
-        <w:t xml:space="preserve"> </w:t>
-      </w:r>
-      <w:r>
-        <w:rPr>
-          <w:b/>
-        </w:rPr>
         <w:t>Cary Jones</w:t>
-      </w:r>
-      <w:r>
-        <w:t xml:space="preserve"> Senior Backend Engineer</w:t>
       </w:r>
     </w:p>
     <w:sectPr>
